--- a/Курсова работа.docx
+++ b/Курсова работа.docx
@@ -1510,14 +1510,25 @@
           <w:szCs w:val="24"/>
         </w:rPr>
       </w:pPr>
-      <w:r>
-        <w:rPr>
-          <w:rFonts w:ascii="Times New Roman" w:eastAsia="Times New Roman" w:hAnsi="Times New Roman" w:cs="Times New Roman"/>
-          <w:sz w:val="24"/>
-          <w:szCs w:val="24"/>
-          <w:lang w:eastAsia="bg-BG"/>
-        </w:rPr>
-        <w:t xml:space="preserve">Weekend_Screen_Time_Hours – </w:t>
+      <w:proofErr w:type="spellStart"/>
+      <w:r>
+        <w:rPr>
+          <w:rFonts w:ascii="Times New Roman" w:eastAsia="Times New Roman" w:hAnsi="Times New Roman" w:cs="Times New Roman"/>
+          <w:sz w:val="24"/>
+          <w:szCs w:val="24"/>
+          <w:lang w:eastAsia="bg-BG"/>
+        </w:rPr>
+        <w:t>Weekend_Screen_Time_Hours</w:t>
+      </w:r>
+      <w:proofErr w:type="spellEnd"/>
+      <w:r>
+        <w:rPr>
+          <w:rFonts w:ascii="Times New Roman" w:eastAsia="Times New Roman" w:hAnsi="Times New Roman" w:cs="Times New Roman"/>
+          <w:sz w:val="24"/>
+          <w:szCs w:val="24"/>
+          <w:lang w:eastAsia="bg-BG"/>
+        </w:rPr>
+        <w:t xml:space="preserve"> – </w:t>
       </w:r>
       <w:proofErr w:type="spellStart"/>
       <w:r>
@@ -1660,8 +1671,6 @@
         </w:rPr>
         <w:t xml:space="preserve"> </w:t>
       </w:r>
-      <w:bookmarkStart w:id="0" w:name="_GoBack"/>
-      <w:bookmarkEnd w:id="0"/>
     </w:p>
     <w:p>
       <w:pPr>
@@ -5787,10 +5796,222 @@
         <w:jc w:val="both"/>
         <w:rPr>
           <w:rFonts w:ascii="Times New Roman" w:hAnsi="Times New Roman" w:cs="Times New Roman"/>
-          <w:sz w:val="24"/>
-          <w:szCs w:val="24"/>
-        </w:rPr>
-      </w:pPr>
+          <w:b/>
+          <w:sz w:val="24"/>
+          <w:szCs w:val="24"/>
+        </w:rPr>
+      </w:pPr>
+      <w:r>
+        <w:rPr>
+          <w:rFonts w:ascii="Times New Roman" w:hAnsi="Times New Roman" w:cs="Times New Roman"/>
+          <w:b/>
+          <w:sz w:val="24"/>
+          <w:szCs w:val="24"/>
+        </w:rPr>
+        <w:t>5. Споделяне на данни</w:t>
+      </w:r>
+    </w:p>
+    <w:p>
+      <w:pPr>
+        <w:spacing w:after="0"/>
+        <w:jc w:val="both"/>
+        <w:rPr>
+          <w:rFonts w:ascii="Times New Roman" w:hAnsi="Times New Roman" w:cs="Times New Roman"/>
+          <w:b/>
+          <w:sz w:val="24"/>
+          <w:szCs w:val="24"/>
+        </w:rPr>
+      </w:pPr>
+    </w:p>
+    <w:p>
+      <w:pPr>
+        <w:spacing w:after="0"/>
+        <w:jc w:val="both"/>
+        <w:rPr>
+          <w:rFonts w:ascii="Times New Roman" w:hAnsi="Times New Roman" w:cs="Times New Roman"/>
+          <w:b/>
+          <w:sz w:val="24"/>
+          <w:szCs w:val="24"/>
+          <w:u w:val="single"/>
+        </w:rPr>
+      </w:pPr>
+      <w:r>
+        <w:rPr>
+          <w:rFonts w:ascii="Times New Roman" w:hAnsi="Times New Roman" w:cs="Times New Roman"/>
+          <w:b/>
+          <w:sz w:val="24"/>
+          <w:szCs w:val="24"/>
+          <w:u w:val="single"/>
+        </w:rPr>
+        <w:t>Къде са достъпни данните и визуализациите?</w:t>
+      </w:r>
+    </w:p>
+    <w:p>
+      <w:pPr>
+        <w:spacing w:after="0"/>
+        <w:jc w:val="both"/>
+        <w:rPr>
+          <w:rFonts w:ascii="Times New Roman" w:hAnsi="Times New Roman" w:cs="Times New Roman"/>
+          <w:b/>
+          <w:sz w:val="24"/>
+          <w:szCs w:val="24"/>
+          <w:u w:val="single"/>
+        </w:rPr>
+      </w:pPr>
+    </w:p>
+    <w:p>
+      <w:pPr>
+        <w:spacing w:after="0"/>
+        <w:jc w:val="both"/>
+        <w:rPr>
+          <w:rFonts w:ascii="Times New Roman" w:hAnsi="Times New Roman" w:cs="Times New Roman"/>
+          <w:sz w:val="24"/>
+          <w:szCs w:val="24"/>
+        </w:rPr>
+      </w:pPr>
+      <w:r>
+        <w:rPr>
+          <w:rFonts w:ascii="Times New Roman" w:hAnsi="Times New Roman" w:cs="Times New Roman"/>
+          <w:sz w:val="24"/>
+          <w:szCs w:val="24"/>
+        </w:rPr>
+        <w:t xml:space="preserve">Данните са достъпни на адрес </w:t>
+      </w:r>
+      <w:hyperlink r:id="rId20" w:history="1">
+        <w:r>
+          <w:rPr>
+            <w:rStyle w:val="a5"/>
+            <w:rFonts w:ascii="Times New Roman" w:hAnsi="Times New Roman" w:cs="Times New Roman"/>
+            <w:sz w:val="24"/>
+            <w:szCs w:val="24"/>
+          </w:rPr>
+          <w:t>https://github.com/hristodabev47-cmd/DAV</w:t>
+        </w:r>
+      </w:hyperlink>
+      <w:r>
+        <w:rPr>
+          <w:rFonts w:ascii="Times New Roman" w:hAnsi="Times New Roman" w:cs="Times New Roman"/>
+          <w:sz w:val="24"/>
+          <w:szCs w:val="24"/>
+        </w:rPr>
+        <w:t xml:space="preserve"> </w:t>
+      </w:r>
+    </w:p>
+    <w:p>
+      <w:pPr>
+        <w:spacing w:after="0"/>
+        <w:jc w:val="both"/>
+        <w:rPr>
+          <w:rFonts w:ascii="Times New Roman" w:hAnsi="Times New Roman" w:cs="Times New Roman"/>
+          <w:sz w:val="24"/>
+          <w:szCs w:val="24"/>
+        </w:rPr>
+      </w:pPr>
+      <w:r>
+        <w:rPr>
+          <w:rFonts w:ascii="Times New Roman" w:hAnsi="Times New Roman" w:cs="Times New Roman"/>
+          <w:sz w:val="24"/>
+          <w:szCs w:val="24"/>
+        </w:rPr>
+        <w:t xml:space="preserve">Визуализациите са достъпни на адрес </w:t>
+      </w:r>
+      <w:hyperlink r:id="rId21" w:history="1">
+        <w:r>
+          <w:rPr>
+            <w:rStyle w:val="a5"/>
+            <w:rFonts w:ascii="Times New Roman" w:hAnsi="Times New Roman" w:cs="Times New Roman"/>
+            <w:sz w:val="24"/>
+            <w:szCs w:val="24"/>
+          </w:rPr>
+          <w:t>https://datastudio.google.com/reporting/393a46be-9723-4eba-85a1-07b18627ef37</w:t>
+        </w:r>
+      </w:hyperlink>
+    </w:p>
+    <w:p>
+      <w:pPr>
+        <w:spacing w:after="0"/>
+        <w:jc w:val="both"/>
+        <w:rPr>
+          <w:rFonts w:ascii="Times New Roman" w:hAnsi="Times New Roman" w:cs="Times New Roman"/>
+          <w:sz w:val="24"/>
+          <w:szCs w:val="24"/>
+        </w:rPr>
+      </w:pPr>
+    </w:p>
+    <w:p>
+      <w:pPr>
+        <w:spacing w:after="0"/>
+        <w:jc w:val="both"/>
+        <w:rPr>
+          <w:rFonts w:ascii="Times New Roman" w:hAnsi="Times New Roman" w:cs="Times New Roman"/>
+          <w:b/>
+          <w:sz w:val="24"/>
+          <w:szCs w:val="24"/>
+          <w:u w:val="single"/>
+        </w:rPr>
+      </w:pPr>
+      <w:r>
+        <w:rPr>
+          <w:rFonts w:ascii="Times New Roman" w:hAnsi="Times New Roman" w:cs="Times New Roman"/>
+          <w:b/>
+          <w:sz w:val="24"/>
+          <w:szCs w:val="24"/>
+          <w:u w:val="single"/>
+        </w:rPr>
+        <w:t>Защо е важно да се споделят резултатите?</w:t>
+      </w:r>
+    </w:p>
+    <w:p>
+      <w:pPr>
+        <w:spacing w:after="0"/>
+        <w:jc w:val="both"/>
+        <w:rPr>
+          <w:rFonts w:ascii="Times New Roman" w:hAnsi="Times New Roman" w:cs="Times New Roman"/>
+          <w:b/>
+          <w:sz w:val="24"/>
+          <w:szCs w:val="24"/>
+          <w:u w:val="single"/>
+        </w:rPr>
+      </w:pPr>
+    </w:p>
+    <w:p>
+      <w:pPr>
+        <w:spacing w:after="0"/>
+        <w:jc w:val="both"/>
+        <w:rPr>
+          <w:rFonts w:ascii="Times New Roman" w:hAnsi="Times New Roman" w:cs="Times New Roman"/>
+          <w:sz w:val="24"/>
+          <w:szCs w:val="24"/>
+        </w:rPr>
+      </w:pPr>
+      <w:r>
+        <w:rPr>
+          <w:rFonts w:ascii="Times New Roman" w:hAnsi="Times New Roman" w:cs="Times New Roman"/>
+          <w:sz w:val="24"/>
+          <w:szCs w:val="24"/>
+        </w:rPr>
+        <w:t xml:space="preserve">Споделянето на резултати е важно за прозрачност, сътрудничество, </w:t>
+      </w:r>
+      <w:proofErr w:type="spellStart"/>
+      <w:r>
+        <w:rPr>
+          <w:rFonts w:ascii="Times New Roman" w:hAnsi="Times New Roman" w:cs="Times New Roman"/>
+          <w:sz w:val="24"/>
+          <w:szCs w:val="24"/>
+        </w:rPr>
+        <w:t>преизползваемост</w:t>
+      </w:r>
+      <w:proofErr w:type="spellEnd"/>
+      <w:r>
+        <w:rPr>
+          <w:rFonts w:ascii="Times New Roman" w:hAnsi="Times New Roman" w:cs="Times New Roman"/>
+          <w:sz w:val="24"/>
+          <w:szCs w:val="24"/>
+        </w:rPr>
+        <w:t>, повишаване на видимостта, разширяване на мрежата от контакти.</w:t>
+      </w:r>
+      <w:bookmarkStart w:id="0" w:name="_GoBack"/>
+      <w:bookmarkEnd w:id="0"/>
     </w:p>
     <w:sectPr>
       <w:pgSz w:w="11906" w:h="16838"/>
